--- a/일본판/3부/3부_5화_지반_간판_가방.docx
+++ b/일본판/3부/3부_5화_지반_간판_가방.docx
@@ -115,7 +115,7 @@
           <w:i w:val="0"/>
           <w:sz w:val="22"/>
         </w:rPr>
-        <w:t>お約束の日でございます。(鞄を膝の上に上げる)三つ、お渡しいたします。地盤と看板と、鞄です。</w:t>
+        <w:t>お約束の日でございます。(鞄を膝の上に上げる)三つお渡しいたします。地盤と看板と、鞄です。</w:t>
       </w:r>
     </w:p>
     <w:p>
@@ -161,7 +161,7 @@
           <w:i w:val="0"/>
           <w:sz w:val="22"/>
         </w:rPr>
-        <w:t>地盤は、後援会の名簿です。(クリアファイルを机に置く)六つの支部、会員二千三百十四名。住所、世帯、紹介者、会費の納入状況。それから、この人は誰の顔を立てねばならないか、という覚え書きが、余白に鉛筆で入っております。</w:t>
+        <w:t>地盤は後援会の名簿です。(クリアファイルを机に置く)六つの支部、会員二千三百十四名。住所、世帯、紹介者、会費の納入状況。それからこの人は誰の顔を立てねばならないか、という覚え書きが、余白に鉛筆で入っております。</w:t>
       </w:r>
     </w:p>
     <w:p>
@@ -207,7 +207,7 @@
           <w:i w:val="0"/>
           <w:sz w:val="22"/>
         </w:rPr>
-        <w:t>先生と、私の字でございます。(次に、桐の小箱を出す)看板です。後援会の印、柘植の角印でございます。連絡所の電話は、事務所の名義変更の書類をつけました。ホームページの管理画面の、パスワードも。</w:t>
+        <w:t>先生と私の字でございます。(次に桐の小箱を出す)看板です。後援会の印、柘植の角印でございます。連絡所の電話は、事務所の名義変更の書類をつけました。ホームページの管理画面の、パスワードも。</w:t>
       </w:r>
     </w:p>
     <w:p>
@@ -253,7 +253,7 @@
           <w:i w:val="0"/>
           <w:sz w:val="22"/>
         </w:rPr>
-        <w:t>「真壁功後援会」の名前で、取得されております。名前を変えるかどうかは、遼さんのご判断です。(箱の蓋を押さえる)印は、使うたびに、先生の名前が一緒に押されると、思ってお使いください。</w:t>
+        <w:t>「真壁功後援会」の名前で、取得されております。名前を変えるかどうかは、遼さんのご判断です。(箱の蓋を押さえる)印は使うたびに、先生の名前が一緒に押されると、思ってお使いください。</w:t>
       </w:r>
     </w:p>
     <w:p>
@@ -291,7 +291,7 @@
           <w:i w:val="0"/>
           <w:sz w:val="22"/>
         </w:rPr>
-        <w:t>そして、鞄でございます。(革の書類鞄を、机の中央に置く。留め金が二つ)中身は帳簿の写しです。茶色の革で綴じた冊子が十二冊。昭和の終わりから、先生が亡くなる前の年まで。三十年分の、パーティー券の収支と、その先の流れを書いたものです。</w:t>
+        <w:t>そして鞄でございます。(革の書類鞄を、机の中央に置く。留め金が二つ)中身は帳簿の写しです。茶色の革で綴じた冊子が十二冊。昭和の終わりから、先生が亡くなる前の年まで。三十年分のパーティー券の収支と、その先の流れを書いたものです。</w:t>
       </w:r>
     </w:p>
     <w:p>
@@ -314,7 +314,7 @@
           <w:i w:val="0"/>
           <w:sz w:val="22"/>
         </w:rPr>
-        <w:t>その先、とは。</w:t>
+        <w:t>その先とは。</w:t>
       </w:r>
     </w:p>
     <w:p>
@@ -406,7 +406,7 @@
           <w:i w:val="0"/>
           <w:sz w:val="22"/>
         </w:rPr>
-        <w:t>父は、言いました。「開けるのは、お前が決めてからだ」と。</w:t>
+        <w:t>父は言いました。「開けるのは、お前が決めてからだ」と。</w:t>
       </w:r>
     </w:p>
     <w:p>
@@ -429,7 +429,7 @@
           <w:i w:val="0"/>
           <w:sz w:val="22"/>
         </w:rPr>
-        <w:t>存じております。私も、あの場におりました。</w:t>
+        <w:t>存じております。私もあの場におりました。</w:t>
       </w:r>
     </w:p>
     <w:p>
@@ -452,7 +452,7 @@
           <w:i w:val="0"/>
           <w:sz w:val="22"/>
         </w:rPr>
-        <w:t>僕は出馬は決めました。けれど、これを開けるかどうかは、まだ決めていません。(鞄から目を離さない)今は、開けません。</w:t>
+        <w:t>僕は出馬は決めました。けれどこれを開けるかどうかは、まだ決めていません。(鞄から目を離さない)今は開けません。</w:t>
       </w:r>
     </w:p>
     <w:p>
@@ -559,7 +559,7 @@
           <w:i w:val="0"/>
           <w:sz w:val="22"/>
         </w:rPr>
-        <w:t>受け取ります。でも、事務所の鍵のかかる引き出しにしまいます。見ません。</w:t>
+        <w:t>受け取ります。でも事務所の鍵のかかる引き出しにしまいます。見ません。</w:t>
       </w:r>
     </w:p>
     <w:p>
@@ -689,7 +689,7 @@
           <w:i w:val="0"/>
           <w:sz w:val="22"/>
         </w:rPr>
-        <w:t>恐れ入ります。(立ち上がり、一礼する)後援会の方々には、遼さんからお話しください。私が代わりに言うことは、できません。</w:t>
+        <w:t>恐れ入ります。(立ち上がり一礼する)後援会の方々には、遼さんからお話しください。私が代わりに言うことは、できません。</w:t>
       </w:r>
     </w:p>
     <w:p>
@@ -727,7 +727,7 @@
           <w:color w:val="555555"/>
           <w:sz w:val="22"/>
         </w:rPr>
-        <w:t>(榊が出ていく。階段の足音。三浦が戻り、榊の湯呑みを見る。ほとんど減っていない。)</w:t>
+        <w:t>(榊が出ていく。階段の足音。三浦が戻り榊の湯呑みを見る。ほとんど減っていない。)</w:t>
       </w:r>
     </w:p>
     <w:p>
@@ -750,7 +750,7 @@
           <w:i w:val="0"/>
           <w:sz w:val="22"/>
         </w:rPr>
-        <w:t>鞄、ここに置いておきますか。</w:t>
+        <w:t>鞄ここに置いておきますか。</w:t>
       </w:r>
     </w:p>
     <w:p>
@@ -842,7 +842,7 @@
           <w:i w:val="0"/>
           <w:sz w:val="22"/>
         </w:rPr>
-        <w:t>卑怯かどうかは、私には分かりません。(鉄瓶の蓋を少し直す)ただ、開けない人の手つきは、開ける人の手つきと、同じに見えました。</w:t>
+        <w:t>卑怯かどうかは、私には分かりません。(鉄瓶の蓋を少し直す)ただ開けない人の手つきは、開ける人の手つきと、同じに見えました。</w:t>
       </w:r>
     </w:p>
     <w:p>
@@ -872,7 +872,7 @@
           <w:color w:val="555555"/>
           <w:sz w:val="22"/>
         </w:rPr>
-        <w:t>(2022年3月2日(水)午後二時。汐見の旧市街。真壁家の書斎。八畳。窓は薄い春の光。壁際に、背の高さまで段ボール箱が積まれている。どの箱の背にも黒マジックで数字が一つ。数えると十個。そのうち、四つの箱には、鉄のバンドが十字にかけられ、小さな南京錠がついている。机の上には、急須と湯呑みが二つ。座椅子は空いている。電話線は机の下で、巻かれたままだ。)</w:t>
+        <w:t>(2022年3月2日(水)午後二時。汐見の旧市街。真壁家の書斎。八畳。窓は薄い春の光。壁際に背の高さまで段ボール箱が積まれている。どの箱の背にも黒マジックで数字が一つ。数えると十個。そのうち四つの箱には、鉄のバンドが十字にかけられ、小さな南京錠がついている。机の上には、急須と湯呑みが二つ。座椅子は空いている。電話線は机の下で、巻かれたままだ。)</w:t>
       </w:r>
     </w:p>
     <w:p>
@@ -910,7 +910,7 @@
           <w:i w:val="0"/>
           <w:sz w:val="22"/>
         </w:rPr>
-        <w:t>一、二、三、五、六、八。この六つは紐のみです。私が運び出せます。四、七、九、十は、錠が掛かっております。</w:t>
+        <w:t>一、二、三、五、六、八。この六つは紐のみです。私が運び出せます。四、七、九、十は錠が掛かっております。</w:t>
       </w:r>
     </w:p>
     <w:p>
@@ -1086,7 +1086,7 @@
           <w:i w:val="0"/>
           <w:sz w:val="22"/>
         </w:rPr>
-        <w:t>ここに置きます。この家は、私が見ています。(淡々と)錠は、錠のまま置いておくのが、いちばん安全でしょう。</w:t>
+        <w:t>ここに置きます。この家は、私が見ています。(淡々と)錠は錠のまま置いておくのが、いちばん安全でしょう。</w:t>
       </w:r>
     </w:p>
     <w:p>
@@ -1170,7 +1170,7 @@
           <w:i w:val="0"/>
           <w:sz w:val="22"/>
         </w:rPr>
-        <w:t>先生の中では、順番がございました。私には、教えてくださいませんでした。</w:t>
+        <w:t>先生の中では、順番がございました。私には教えてくださいませんでした。</w:t>
       </w:r>
     </w:p>
     <w:p>
@@ -1185,7 +1185,7 @@
           <w:color w:val="555555"/>
           <w:sz w:val="22"/>
         </w:rPr>
-        <w:t>(三つ、四つと運び出されていく。書斎の壁が、少しずつ見えてくる。そこにあったはずの、色紙や賞状の跡が、日焼けの色の違いになって、四角く残っている。)</w:t>
+        <w:t>(三つ四つと運び出されていく。書斎の壁が、少しずつ見えてくる。そこにあったはずの、色紙や賞状の跡が、日焼けの色の違いになって、四角く残っている。)</w:t>
       </w:r>
     </w:p>
     <w:p>
@@ -1269,7 +1269,7 @@
           <w:i w:val="0"/>
           <w:sz w:val="22"/>
         </w:rPr>
-        <w:t>世阿弥の「風姿花伝」。(声を、少しだけ張る)「家、家にあらず。次ぐをもて家とす。人、人にあらず。知るをもて人とす」。</w:t>
+        <w:t>世阿弥の「風姿花伝」。(声を少しだけ張る)「家、家にあらず。次ぐをもて家とす。人、人にあらず。知るをもて人とす」。</w:t>
       </w:r>
     </w:p>
     <w:p>
@@ -1292,7 +1292,7 @@
           <w:i w:val="0"/>
           <w:sz w:val="22"/>
         </w:rPr>
-        <w:t>……家は、家だから家なのではない。継ぐから家だと。</w:t>
+        <w:t>……家は家だから家なのではない。継ぐから家だと。</w:t>
       </w:r>
     </w:p>
     <w:p>
@@ -1315,7 +1315,7 @@
           <w:i w:val="0"/>
           <w:sz w:val="22"/>
         </w:rPr>
-        <w:t>「人」の方にも、線が引いてあるわ。知るから、人だと。(本を閉じる)あなたのお父さんは、継がせたかったのか、知らせたかったのか。私にも、分かりませんでした。</w:t>
+        <w:t>「人」の方にも、線が引いてあるわ。知るから、人だと。(本を閉じる)あなたのお父さんは、継がせたかったのか、知らせたかったのか。私にも分かりませんでした。</w:t>
       </w:r>
     </w:p>
     <w:p>
@@ -1453,7 +1453,7 @@
           <w:i w:val="0"/>
           <w:sz w:val="22"/>
         </w:rPr>
-        <w:t>それでいいの。今日は、どの箱にも、使わなくていい。(茶を注ぐ。遼に一つ、自分に一つ)お茶が、冷めます。</w:t>
+        <w:t>それでいいの。今日はどの箱にも、使わなくていい。(茶を注ぐ。遼に一つ自分に一つ)お茶が、冷めます。</w:t>
       </w:r>
     </w:p>
     <w:p>
@@ -1468,7 +1468,7 @@
           <w:color w:val="555555"/>
           <w:sz w:val="22"/>
         </w:rPr>
-        <w:t>(遼は湯呑みを取る。手の中で、茶はもうぬるい。玄関から、榊が戻ってくる足音。)</w:t>
+        <w:t>(遼は湯呑みを取る。手の中で、茶はもうぬるい。玄関から榊が戻ってくる足音。)</w:t>
       </w:r>
     </w:p>
     <w:p>
@@ -1498,7 +1498,7 @@
           <w:color w:val="555555"/>
           <w:sz w:val="22"/>
         </w:rPr>
-        <w:t>(2022年3月3日(木)午後八時。事務所に遼が一人。机の上に、県連の公募要領と、面接の案内状。電話が鳴る。表示は、非通知ではなく「瀬尾」と出る。)</w:t>
+        <w:t>(2022年3月3日(木)午後八時。事務所に遼が一人。机の上に、県連の公募要領と、面接の案内状。電話が鳴る。表示は非通知ではなく「瀬尾」と出る。)</w:t>
       </w:r>
     </w:p>
     <w:p>
@@ -1674,7 +1674,7 @@
           <w:i w:val="0"/>
           <w:sz w:val="22"/>
         </w:rPr>
-        <w:t>ありがとうございます。それで、構いません。</w:t>
+        <w:t>ありがとうございます。それで構いません。</w:t>
       </w:r>
     </w:p>
     <w:p>
@@ -1880,7 +1880,7 @@
           <w:color w:val="555555"/>
           <w:sz w:val="22"/>
         </w:rPr>
-        <w:t>(2022年3月4日(金)午後二時。汐見の後援会事務所。古い電器屋の二階。壁に真壁功の遺影と、「国民協和党 真壁功後援会」の看板。電気ポットがコンセントの近くで、小さく湯気を立てている。長机に池澤と大沼。その間の肘掛け椅子には、誰も座っていない。背に、薄い黒布がかけてある。向かいに遼。後ろに榊。)</w:t>
+        <w:t>(2022年3月4日(金)午後二時。汐見の後援会事務所。古い電器屋の二階。壁に真壁功の遺影と、「国民協和党 真壁功後援会」の看板。電気ポットがコンセントの近くで、小さく湯気を立てている。長机に池澤と大沼。その間の肘掛け椅子には、誰も座っていない。背に薄い黒布がかけてある。向かいに遼。後ろに榊。)</w:t>
       </w:r>
     </w:p>
     <w:p>
@@ -1972,7 +1972,7 @@
           <w:i w:val="0"/>
           <w:sz w:val="22"/>
         </w:rPr>
-        <w:t>後援会の事務が、僕に預けられたということです。ただし、使うかどうかは、連合会のご判断に従います。印は押しません。名簿は、連合会長の池澤さんの許可なしに見ません。電話番号の名義は、僕に変わりましたが、受けるのは、これまで通り大沼さんの支部です。</w:t>
+        <w:t>後援会の事務が、僕に預けられたということです。ただし使うかどうかは、連合会のご判断に従います。印は押しません。名簿は連合会長の池澤さんの許可なしに見ません。電話番号の名義は、僕に変わりましたが、受けるのは、これまで通り大沼さんの支部です。</w:t>
       </w:r>
     </w:p>
     <w:p>
@@ -2010,7 +2010,7 @@
           <w:i w:val="0"/>
           <w:sz w:val="22"/>
         </w:rPr>
-        <w:t>預かった、とおっしゃるのですか。</w:t>
+        <w:t>預かったとおっしゃるのですか。</w:t>
       </w:r>
     </w:p>
     <w:p>
@@ -2117,7 +2117,7 @@
           <w:color w:val="555555"/>
           <w:sz w:val="22"/>
         </w:rPr>
-        <w:t>(池澤が、三つの湯呑みに茶を注ぐ。四つ目の湯呑みも、盆に載せている。それを、肘掛け椅子の前の、長机の端に置く。誰も何も言わない。茶の湯気が、空の椅子の方へ、ゆっくりと流れる。)</w:t>
+        <w:t>(池澤が三つの湯呑みに茶を注ぐ。四つ目の湯呑みも、盆に載せている。それを肘掛け椅子の前の、長机の端に置く。誰も何も言わない。茶の湯気が、空の椅子の方へ、ゆっくりと流れる。)</w:t>
       </w:r>
     </w:p>
     <w:p>
@@ -2140,7 +2140,7 @@
           <w:i w:val="0"/>
           <w:sz w:val="22"/>
         </w:rPr>
-        <w:t>功先生の椅子だ。座るな、と言われているわけじゃない。誰も、座れんだけだ。</w:t>
+        <w:t>功先生の椅子だ。座るなと言われているわけじゃない。誰も座れんだけだ。</w:t>
       </w:r>
     </w:p>
     <w:p>
@@ -2186,7 +2186,7 @@
           <w:i w:val="0"/>
           <w:sz w:val="22"/>
         </w:rPr>
-        <w:t>あんたが座ってもいい、と思う日が来たら、座れ。ただ、その日がいつかは、あんたが決めることじゃない。(茶を飲む)私らが決める。</w:t>
+        <w:t>あんたが座ってもいい、と思う日が来たら、座れ。ただその日がいつかは、あんたが決めることじゃない。(茶を飲む)私らが決める。</w:t>
       </w:r>
     </w:p>
     <w:p>
@@ -2408,7 +2408,7 @@
           <w:color w:val="555555"/>
           <w:sz w:val="22"/>
         </w:rPr>
-        <w:t>(遼は、何か言いかけて、言わない。榊が書類鞄の留め金を、親指で擦る。電気ポットの、保温のランプが、静かに点いている。)</w:t>
+        <w:t>(遼は何か言いかけて、言わない。榊が書類鞄の留め金を、親指で擦る。電気ポットの、保温のランプが、静かに点いている。)</w:t>
       </w:r>
     </w:p>
     <w:p>
@@ -2453,7 +2453,7 @@
           <w:color w:val="555555"/>
           <w:sz w:val="22"/>
         </w:rPr>
-        <w:t>(八時半。時計の針が、ぴったりに重なる。三浦が看板を、外側に掛け直す。「桐生法律事務所」。それから、振り返って、奥の引き出しの方を見る。)</w:t>
+        <w:t>(八時半。時計の針が、ぴったりに重なる。三浦が看板を、外側に掛け直す。「桐生法律事務所」。それから振り返って、奥の引き出しの方を見る。)</w:t>
       </w:r>
     </w:p>
     <w:p>
@@ -2583,7 +2583,7 @@
           <w:i w:val="0"/>
           <w:sz w:val="22"/>
         </w:rPr>
-        <w:t>守っているつもりでした。(間)三浦さんのは、八時半に鍵を回す音がします。僕は、その音の後に来ていました。</w:t>
+        <w:t>守っているつもりでした。(間)三浦さんのは、八時半に鍵を回す音がします。僕はその音の後に来ていました。</w:t>
       </w:r>
     </w:p>
     <w:p>
@@ -2652,7 +2652,7 @@
           <w:i w:val="0"/>
           <w:sz w:val="22"/>
         </w:rPr>
-        <w:t>電気ポットは、便利ですよ。ただ、あれは、沸いたらすぐに切れます。鉄瓶は、火を落とさない限り、ずっとぬるい。(茶葉を急須に入れる)待っている人のためには、鉄瓶の方が、向いています。</w:t>
+        <w:t>電気ポットは、便利ですよ。ただあれは、沸いたらすぐに切れます。鉄瓶は火を落とさない限り、ずっとぬるい。(茶葉を急須に入れる)待っている人のためには、鉄瓶の方が、向いています。</w:t>
       </w:r>
     </w:p>
     <w:p>
@@ -2713,7 +2713,7 @@
           <w:color w:val="555555"/>
           <w:sz w:val="22"/>
         </w:rPr>
-        <w:t>(遼は一口飲む。それから、奥の引き出しの前に立つ。鍵を回し、少しだけ、引く。「湾の記録」の箱。その隣に黒い革鞄。遼は閉める。鍵をかける。)</w:t>
+        <w:t>(遼は一口飲む。それから奥の引き出しの前に立つ。鍵を回し少しだけ、引く。「湾の記録」の箱。その隣に黒い革鞄。遼は閉める。鍵をかける。)</w:t>
       </w:r>
     </w:p>
     <w:p>
@@ -2736,7 +2736,7 @@
           <w:i w:val="0"/>
           <w:sz w:val="22"/>
         </w:rPr>
-        <w:t>今日で、七日目です。</w:t>
+        <w:t>今日で七日目です。</w:t>
       </w:r>
     </w:p>
     <w:p>
@@ -2782,7 +2782,7 @@
           <w:i w:val="0"/>
           <w:sz w:val="22"/>
         </w:rPr>
-        <w:t>開けずにいる日が、です。(さらりと)数えているわけではありません。ただ、気づくと、数えています。</w:t>
+        <w:t>開けずにいる日が、です。(さらりと)数えているわけではありません。ただ気づくと、数えています。</w:t>
       </w:r>
     </w:p>
     <w:p>
@@ -2828,7 +2828,7 @@
           <w:i w:val="0"/>
           <w:sz w:val="22"/>
         </w:rPr>
-        <w:t>私は、見ません。(湯呑みを遼の前に置く)誰かに言われた時だけ、見ます。言われなくても見るのは、アカリさんの仕事です。</w:t>
+        <w:t>私は見ません。(湯呑みを遼の前に置く)誰かに言われた時だけ、見ます。言われなくても見るのは、アカリさんの仕事です。</w:t>
       </w:r>
     </w:p>
     <w:p>
@@ -2843,7 +2843,7 @@
           <w:color w:val="555555"/>
           <w:sz w:val="22"/>
         </w:rPr>
-        <w:t>(階段に、若い足音。三浦が、ほんの少し、笑う。)</w:t>
+        <w:t>(階段に若い足音。三浦がほんの少し、笑う。)</w:t>
       </w:r>
     </w:p>
     <w:p>
@@ -2942,7 +2942,7 @@
           <w:i w:val="0"/>
           <w:sz w:val="22"/>
         </w:rPr>
-        <w:t>「その人が、なぜ、世襲で出るのか」</w:t>
+        <w:t>「その人が、なぜ世襲で出るのか」</w:t>
       </w:r>
     </w:p>
     <w:p>
@@ -3011,7 +3011,7 @@
           <w:i w:val="0"/>
           <w:sz w:val="22"/>
         </w:rPr>
-        <w:t>批判は、今も、変わりません。</w:t>
+        <w:t>批判は今も変わりません。</w:t>
       </w:r>
     </w:p>
     <w:p>
@@ -3141,7 +3141,7 @@
           <w:i w:val="0"/>
           <w:sz w:val="22"/>
         </w:rPr>
-        <w:t>それは面接ではない。懺悔だ。(ため息)誤魔化せ、とは言わん。ただ、委員会が聞きたいのは「矛盾を認めたあと」の話だ。認めて、それでどうするか。</w:t>
+        <w:t>それは面接ではない。懺悔だ。(ため息)誤魔化せ、とは言わん。ただ委員会が聞きたいのは「矛盾を認めたあと」の話だ。認めてそれでどうするか。</w:t>
       </w:r>
     </w:p>
     <w:p>
@@ -3210,7 +3210,7 @@
           <w:i w:val="0"/>
           <w:sz w:val="22"/>
         </w:rPr>
-        <w:t>私は、正直すぎると思います。(迷わず)でも、嘘をついた顔をするよりは、いいです。</w:t>
+        <w:t>私は正直すぎると思います。(迷わず)でも嘘をついた顔をするよりは、いいです。</w:t>
       </w:r>
     </w:p>
     <w:p>
@@ -3409,7 +3409,7 @@
           <w:color w:val="555555"/>
           <w:sz w:val="22"/>
         </w:rPr>
-        <w:t>(灯が、ゆっくり遼を見る。三浦も、足を止める。)</w:t>
+        <w:t>(灯がゆっくり遼を見る。三浦も足を止める。)</w:t>
       </w:r>
     </w:p>
     <w:p>
@@ -3432,7 +3432,7 @@
           <w:i w:val="0"/>
           <w:sz w:val="22"/>
         </w:rPr>
-        <w:t>受け取って、開けていないと、委員会に言うのか。</w:t>
+        <w:t>受け取って開けていないと、委員会に言うのか。</w:t>
       </w:r>
     </w:p>
     <w:p>
@@ -3478,7 +3478,7 @@
           <w:i w:val="0"/>
           <w:sz w:val="22"/>
         </w:rPr>
-        <w:t>嘘にはならんが、危険だ。(腕を組む)「見ていない」は、「知りませんでした」の、一番弱い言い方だ。聞いた側は、何を思う。</w:t>
+        <w:t>嘘にはならんが、危険だ。(腕を組む)「見ていない」は、「知りませんでした」の一番弱い言い方だ。聞いた側は、何を思う。</w:t>
       </w:r>
     </w:p>
     <w:p>
@@ -3638,7 +3638,7 @@
           <w:i w:val="0"/>
           <w:sz w:val="22"/>
         </w:rPr>
-        <w:t>午前中に峰岸さんが、ここに座りました。県議二期、後援会の六支部のうち四つの推薦。履歴は、申し分ない。(書類をめくる)あなたは、弁護士としては、立派な仕事をしている。ただ、政治家としては、これが初めてですね。</w:t>
+        <w:t>午前中に峰岸さんが、ここに座りました。県議二期、後援会の六支部のうち四つの推薦。履歴は申し分ない。(書類をめくる)あなたは、弁護士としては、立派な仕事をしている。ただ政治家としては、これが初めてですね。</w:t>
       </w:r>
     </w:p>
     <w:p>
@@ -3684,7 +3684,7 @@
           <w:i w:val="0"/>
           <w:sz w:val="22"/>
         </w:rPr>
-        <w:t>では、お聞きします。あなたは国家賠償訴訟の準備書面の中で、「政治が家業になるとき、住民は、顧客になる」と書いている。あなたの署名でだ。(顔を上げる)世襲を批判してきた人が、なぜ、世襲で出るのですか。</w:t>
+        <w:t>ではお聞きします。あなたは国家賠償訴訟の準備書面の中で、「政治が家業になるとき、住民は、顧客になる」と書いている。あなたの署名でだ。(顔を上げる)世襲を批判してきた人が、なぜ世襲で出るのですか。</w:t>
       </w:r>
     </w:p>
     <w:p>
@@ -3722,7 +3722,7 @@
           <w:i w:val="0"/>
           <w:sz w:val="22"/>
         </w:rPr>
-        <w:t>批判は、今も変わりません。……ですので、矛盾していると思います。</w:t>
+        <w:t>批判は今も変わりません。……ですので、矛盾していると思います。</w:t>
       </w:r>
     </w:p>
     <w:p>
@@ -3768,7 +3768,7 @@
           <w:i w:val="0"/>
           <w:sz w:val="22"/>
         </w:rPr>
-        <w:t>認めます。(間)ただ、矛盾したままでも、出る理由があります。父の後援会の、中にいる人たちは、父の名前を、見ていません。見ているのは、この町で、これから誰が、窓口に立つか、です。僕がその窓口に立てるかどうかは、分かりません。立てないなら、落ちます。それでいいと思っています。</w:t>
+        <w:t>認めます。(間)ただ矛盾したままでも、出る理由があります。父の後援会の、中にいる人たちは、父の名前を、見ていません。見ているのは、この町で、これから誰が、窓口に立つか、です。僕がその窓口に立てるかどうかは、分かりません。立てないなら、落ちます。それでいいと思っています。</w:t>
       </w:r>
     </w:p>
     <w:p>
@@ -3814,7 +3814,7 @@
           <w:i w:val="0"/>
           <w:sz w:val="22"/>
         </w:rPr>
-        <w:t>受かるために、出ます。落ちてもいい、とは、言っていません。……すみません、言い方が、まずいです。</w:t>
+        <w:t>受かるために、出ます。落ちてもいい、とは言っていません。……すみません言い方が、まずいです。</w:t>
       </w:r>
     </w:p>
     <w:p>
@@ -3829,7 +3829,7 @@
           <w:color w:val="555555"/>
           <w:sz w:val="22"/>
         </w:rPr>
-        <w:t>(委員の一人が、小さく咳をする。徳田は、眼鏡を外して、拭く。)</w:t>
+        <w:t>(委員の一人が、小さく咳をする。徳田は眼鏡を外して、拭く。)</w:t>
       </w:r>
     </w:p>
     <w:p>
@@ -3898,7 +3898,7 @@
           <w:i w:val="0"/>
           <w:sz w:val="22"/>
         </w:rPr>
-        <w:t>そう。(眼鏡をかけ直す)世襲の政治家は、貴族ではない。法律的には。しかし、有権者は、貴族に見えるときがある。あなたは、自分が貴族に見えると、思いますか。</w:t>
+        <w:t>そう。(眼鏡をかけ直す)世襲の政治家は、貴族ではない。法律的には。しかし有権者は、貴族に見えるときがある。あなたは、自分が貴族に見えると、思いますか。</w:t>
       </w:r>
     </w:p>
     <w:p>
@@ -3944,7 +3944,7 @@
           <w:i w:val="0"/>
           <w:sz w:val="22"/>
         </w:rPr>
-        <w:t>その看板は、もう、あなたのものですか。</w:t>
+        <w:t>その看板は、もうあなたのものですか。</w:t>
       </w:r>
     </w:p>
     <w:p>
@@ -3967,7 +3967,7 @@
           <w:i w:val="0"/>
           <w:sz w:val="22"/>
         </w:rPr>
-        <w:t>預かっています。(迷わず)名簿と印は、後援会の連合会の判断に従います、と、先日、お伝えしました。</w:t>
+        <w:t>預かっています。(迷わず)名簿と印は、後援会の連合会の判断に従います、と、先日お伝えしました。</w:t>
       </w:r>
     </w:p>
     <w:p>
@@ -3990,7 +3990,7 @@
           <w:i w:val="0"/>
           <w:sz w:val="22"/>
         </w:rPr>
-        <w:t>ほう。(わずかに身を乗り出す)では、その預かったものの中に、あなたの父の後援会の、資金の記録も、含まれますか。</w:t>
+        <w:t>ほう。(わずかに身を乗り出す)ではその預かったものの中に、あなたの父の後援会の、資金の記録も、含まれますか。</w:t>
       </w:r>
     </w:p>
     <w:p>
@@ -4051,7 +4051,7 @@
           <w:i w:val="0"/>
           <w:sz w:val="22"/>
         </w:rPr>
-        <w:t>中身は、把握していますか。</w:t>
+        <w:t>中身は把握していますか。</w:t>
       </w:r>
     </w:p>
     <w:p>
@@ -4120,7 +4120,7 @@
           <w:i w:val="0"/>
           <w:sz w:val="22"/>
         </w:rPr>
-        <w:t>受け取りましたが、開けていません。まだ、開けないと、決めています。</w:t>
+        <w:t>受け取りましたが、開けていません。まだ開けないと、決めています。</w:t>
       </w:r>
     </w:p>
     <w:p>
@@ -4135,7 +4135,7 @@
           <w:color w:val="555555"/>
           <w:sz w:val="22"/>
         </w:rPr>
-        <w:t>(徳田は、長い間、何も言わない。ペンを机に置く。)</w:t>
+        <w:t>(徳田は長い間、何も言わない。ペンを机に置く。)</w:t>
       </w:r>
     </w:p>
     <w:p>
@@ -4357,7 +4357,7 @@
           <w:i w:val="0"/>
           <w:sz w:val="22"/>
         </w:rPr>
-        <w:t>以上です。結果は、一週間以内に、県連を通して連絡します。</w:t>
+        <w:t>以上です。結果は一週間以内に、県連を通して連絡します。</w:t>
       </w:r>
     </w:p>
     <w:p>
@@ -4395,7 +4395,7 @@
           <w:i w:val="0"/>
           <w:sz w:val="22"/>
         </w:rPr>
-        <w:t>一つ、よろしいでしょうか。</w:t>
+        <w:t>一つよろしいでしょうか。</w:t>
       </w:r>
     </w:p>
     <w:p>
@@ -4489,7 +4489,7 @@
           <w:color w:val="555555"/>
           <w:sz w:val="22"/>
         </w:rPr>
-        <w:t>(遼は、もう一度、一礼する。廊下に出る。壁の時計は、二時十七分を指している。)</w:t>
+        <w:t>(遼はもう一度、一礼する。廊下に出る。壁の時計は、二時十七分を指している。)</w:t>
       </w:r>
     </w:p>
     <w:p>
@@ -4534,7 +4534,7 @@
           <w:color w:val="555555"/>
           <w:sz w:val="22"/>
         </w:rPr>
-        <w:t>(灯が、奥の引き出しの前に立つ。引き出しは、わずかに開いている。鍵は差したままだ。昨夜、遼が閉め忘れたのだろう。灯は引き出しを見て、手を止める。それから、静かに引く。「湾の記録」の箱。その隣に、黒い革の書類鞄。留め金は閉じている。)</w:t>
+        <w:t>(灯が奥の引き出しの前に立つ。引き出しは、わずかに開いている。鍵は差したままだ。昨夜、遼が閉め忘れたのだろう。灯は引き出しを見て、手を止める。それから静かに引く。「湾の記録」の箱。その隣に、黒い革の書類鞄。留め金は閉じている。)</w:t>
       </w:r>
     </w:p>
     <w:p>
@@ -4549,7 +4549,7 @@
           <w:color w:val="555555"/>
           <w:sz w:val="22"/>
         </w:rPr>
-        <w:t>(灯は鞄に触れない。ただ、その隣の、薄い紙の束に目を留める。榊が置いていった受領書の控え。その下に、十二冊の一覧表が、一枚、はさんである。)</w:t>
+        <w:t>(灯は鞄に触れない。ただその隣の、薄い紙の束に目を留める。榊が置いていった受領書の控え。その下に、十二冊の一覧表が、一枚、はさんである。)</w:t>
       </w:r>
     </w:p>
     <w:p>
@@ -4564,7 +4564,7 @@
           <w:color w:val="555555"/>
           <w:sz w:val="22"/>
         </w:rPr>
-        <w:t>(灯が、そっと表を取り出す。細い字で、一冊ずつ、「第一冊 頁一〜二四〇」「第二冊 頁二四一〜四八〇」と並ぶ。灯の指が、縦に滑る。)</w:t>
+        <w:t>(灯がそっと表を取り出す。細い字で、一冊ずつ、「第一冊 頁一〜二四〇」「第二冊 頁二四一〜四八〇」と並ぶ。灯の指が、縦に滑る。)</w:t>
       </w:r>
     </w:p>
     <w:p>
@@ -4624,7 +4624,7 @@
           <w:color w:val="555555"/>
           <w:sz w:val="22"/>
         </w:rPr>
-        <w:t>(灯が、さらに表の端を見る。「第七冊」の字は、それまでの万年筆の字と違い、ボールペンで書かれている。筆圧が強い。)</w:t>
+        <w:t>(灯がさらに表の端を見る。「第七冊」の字は、それまでの万年筆の字と違い、ボールペンで書かれている。筆圧が強い。)</w:t>
       </w:r>
     </w:p>
     <w:p>
@@ -4639,7 +4639,7 @@
           <w:color w:val="555555"/>
           <w:sz w:val="22"/>
         </w:rPr>
-        <w:t>(灯は、表を元の位置に戻す。引き出しを閉める。鍵を回す。それから、鍵を抜いて、自分の掌の中で、少し握る。)</w:t>
+        <w:t>(灯は表を元の位置に戻す。引き出しを閉める。鍵を回す。それから鍵を抜いて、自分の掌の中で、少し握る。)</w:t>
       </w:r>
     </w:p>
     <w:p>
@@ -4792,7 +4792,7 @@
           <w:i w:val="0"/>
           <w:sz w:val="22"/>
         </w:rPr>
-        <w:t>鞄には、触っていません。見ただけです。(間)見てないんでしょう、先生は。</w:t>
+        <w:t>鞄には触っていません。見ただけです。(間)見てないんでしょう、先生は。</w:t>
       </w:r>
     </w:p>
     <w:p>
@@ -4899,7 +4899,7 @@
           <w:i w:val="0"/>
           <w:sz w:val="22"/>
         </w:rPr>
-        <w:t>見た人は、きちんと鍵をかけます。見ていない人は、安心して、鍵を忘れる。(机の資料を整える)……面接は、どうでしたか。</w:t>
+        <w:t>見た人は、きちんと鍵をかけます。見ていない人は、安心して、鍵を忘れる。(机の資料を整える)……面接はどうでしたか。</w:t>
       </w:r>
     </w:p>
     <w:p>
@@ -5006,7 +5006,7 @@
           <w:color w:val="555555"/>
           <w:sz w:val="22"/>
         </w:rPr>
-        <w:t>(灯は書庫を出る。廊下で、一度だけ、奥の引き出しの方を、振り返る。それから、何も言わずに、階段を下りていく。)</w:t>
+        <w:t>(灯は書庫を出る。廊下で一度だけ、奥の引き出しの方を、振り返る。それから何も言わずに、階段を下りていく。)</w:t>
       </w:r>
     </w:p>
     <w:p>
@@ -5036,7 +5036,7 @@
           <w:color w:val="555555"/>
           <w:sz w:val="22"/>
         </w:rPr>
-        <w:t>(2022年3月10日(木)午後八時。桐生法律事務所。三浦は帰り、灯もいない。応接室の蛍光灯は消えて、遼の机のスタンドだけが点いている。窓際の鉄瓶が、静かにしゅんしゅんと鳴る。机の上には、桐生の湯呑みと、遼の湯呑み。奥の引き出しの鍵は、遼の手の中にある。)</w:t>
+        <w:t>(2022年3月10日(木)午後八時。桐生法律事務所。三浦は帰り灯もいない。応接室の蛍光灯は消えて、遼の机のスタンドだけが点いている。窓際の鉄瓶が、静かにしゅんしゅんと鳴る。机の上には、桐生の湯呑みと、遼の湯呑み。奥の引き出しの鍵は、遼の手の中にある。)</w:t>
       </w:r>
     </w:p>
     <w:p>
@@ -5051,7 +5051,7 @@
           <w:color w:val="555555"/>
           <w:sz w:val="22"/>
         </w:rPr>
-        <w:t>(遼は、内ポケットから、澄子の真鍮の鍵を取り出す。机の上に、置く。その隣に、引き出しの鍵を並べる。二つの鍵は、大きさも、形も違う。電話が鳴る。「母」と出る。)</w:t>
+        <w:t>(遼は内ポケットから、澄子の真鍮の鍵を取り出す。机の上に、置く。その隣に、引き出しの鍵を並べる。二つの鍵は、大きさも、形も違う。電話が鳴る。「母」と出る。)</w:t>
       </w:r>
     </w:p>
     <w:p>
@@ -5314,7 +5314,7 @@
           <w:i w:val="0"/>
           <w:sz w:val="22"/>
         </w:rPr>
-        <w:t>私には、分かりません。(静かに)ただ、あなたは、決めていないんじゃなくて、決めたくないのだと思うわ。</w:t>
+        <w:t>私には分かりません。(静かに)ただ、あなたは、決めていないんじゃなくて、決めたくないのだと思うわ。</w:t>
       </w:r>
     </w:p>
     <w:p>
@@ -5329,7 +5329,7 @@
           <w:color w:val="555555"/>
           <w:sz w:val="22"/>
         </w:rPr>
-        <w:t>(遼は、答えない。鉄瓶の湯気が、スタンドの光の中を、細く昇る。)</w:t>
+        <w:t>(遼は答えない。鉄瓶の湯気が、スタンドの光の中を、細く昇る。)</w:t>
       </w:r>
     </w:p>
     <w:p>
@@ -5352,7 +5352,7 @@
           <w:i w:val="0"/>
           <w:sz w:val="22"/>
         </w:rPr>
-        <w:t>……開けたら、継ぐことになる気がして。</w:t>
+        <w:t>……開けたら継ぐことになる気がして。</w:t>
       </w:r>
     </w:p>
     <w:p>
@@ -5398,7 +5398,7 @@
           <w:i w:val="0"/>
           <w:sz w:val="22"/>
         </w:rPr>
-        <w:t>出る、は、決めました。でも、あの箱を開けたら、父の三十年を、そのまま、引き受けることになります。</w:t>
+        <w:t>出るは決めました。でもあの箱を開けたら、父の三十年を、そのまま、引き受けることになります。</w:t>
       </w:r>
     </w:p>
     <w:p>
@@ -5444,7 +5444,7 @@
           <w:i w:val="0"/>
           <w:sz w:val="22"/>
         </w:rPr>
-        <w:t>区別を、つける。</w:t>
+        <w:t>区別をつける。</w:t>
       </w:r>
     </w:p>
     <w:p>
@@ -5528,7 +5528,7 @@
           <w:color w:val="555555"/>
           <w:sz w:val="22"/>
         </w:rPr>
-        <w:t>(電話が切れる。遼は湯呑みを二つ並べ、桐生の湯呑みに、一杯注ぐ。自分の湯呑みに、一杯注ぐ。細い煙が、一本立つ。遼は二つの鍵を、まとめて握る。それから、引き出しの鍵だけを、引き出しに差す。回して、閉める。もう一度、回して、確かめる。窓の外で、風が少し、強くなる。)</w:t>
+        <w:t>(電話が切れる。遼は湯呑みを二つ並べ、桐生の湯呑みに、一杯注ぐ。自分の湯呑みに、一杯注ぐ。細い煙が、一本立つ。遼は二つの鍵を、まとめて握る。それから引き出しの鍵だけを、引き出しに差す。回して閉める。もう一度、回して、確かめる。窓の外で、風が少し、強くなる。)</w:t>
       </w:r>
     </w:p>
     <w:p>
